--- a/por/docx/015.content.docx
+++ b/por/docx/015.content.docx
@@ -19,7 +19,7 @@
         <w:rPr>
           <w:lang w:val="pt_PT" w:bidi="pt_PT"/>
         </w:rPr>
-        <w:t>Resource: Tyndale Open Study Notes</w:t>
+        <w:t>Resource: Aquifer Open Study Notes (Profiles)</w:t>
       </w:r>
       <w:r>
         <w:rPr>
@@ -112,7 +112,7 @@
         <w:rPr>
           <w:lang w:val="pt_PT" w:bidi="pt_PT"/>
         </w:rPr>
-        <w:t>Tyndale Open Study Notes</w:t>
+        <w:t>Aquifer Open Study Notes (Profiles)</w:t>
       </w:r>
     </w:p>
     <w:p>

--- a/por/docx/015.content.docx
+++ b/por/docx/015.content.docx
@@ -247,18 +247,12 @@
         </w:rPr>
         <w:t>Paulo nasceu na cidade de Tarso, filho de pais judeus. Seus pais eram cidadãos romanos, o que permitiu que Paulo também se tornasse cidadão romano. Ele cresceu em um lar judeu tradicional. Trabalhou como fabricante de tendas (ou curtidor de couro). Estudou em Jerusalém sob a orientação de um famoso rabino judeu chamado Gamaliel e tornou-se fariseu. (Os fariseus eram um grupo religioso judeu que seguia cuidadosamente as leis judaicas e as tradições orais). Quando Paulo era jovem, atacou e feriu violentamente os cristãos (</w:t>
       </w:r>
-      <w:hyperlink r:id="rId13">
-        <w:r>
-          <w:rPr>
-            <w:lang w:val="pt_PT" w:bidi="pt_PT"/>
-          </w:rPr>
-          <w:rPr>
-            <w:color w:val="0000EE"/>
-            <w:u w:val="single"/>
-          </w:rPr>
-          <w:t>At 22.3–5</w:t>
-        </w:r>
-      </w:hyperlink>
+      <w:r>
+        <w:rPr>
+          <w:lang w:val="pt_PT" w:bidi="pt_PT"/>
+        </w:rPr>
+        <w:t>At 22.3–5</w:t>
+      </w:r>
       <w:r>
         <w:rPr>
           <w:lang w:val="pt_PT" w:bidi="pt_PT"/>
@@ -279,54 +273,36 @@
         </w:rPr>
         <w:t>Mas então algo aconteceu que mudou completamente sua vida. O Jesus ressuscitado apareceu a Paulo (</w:t>
       </w:r>
-      <w:hyperlink r:id="rId14">
-        <w:r>
-          <w:rPr>
-            <w:lang w:val="pt_PT" w:bidi="pt_PT"/>
-          </w:rPr>
-          <w:rPr>
-            <w:color w:val="0000EE"/>
-            <w:u w:val="single"/>
-          </w:rPr>
-          <w:t>At 9.3–6</w:t>
-        </w:r>
-      </w:hyperlink>
+      <w:r>
+        <w:rPr>
+          <w:lang w:val="pt_PT" w:bidi="pt_PT"/>
+        </w:rPr>
+        <w:t>At 9.3–6</w:t>
+      </w:r>
       <w:r>
         <w:rPr>
           <w:lang w:val="pt_PT" w:bidi="pt_PT"/>
         </w:rPr>
         <w:t xml:space="preserve">; </w:t>
       </w:r>
-      <w:hyperlink r:id="rId15">
-        <w:r>
-          <w:rPr>
-            <w:lang w:val="pt_PT" w:bidi="pt_PT"/>
-          </w:rPr>
-          <w:rPr>
-            <w:color w:val="0000EE"/>
-            <w:u w:val="single"/>
-          </w:rPr>
-          <w:t>22.6–10</w:t>
-        </w:r>
-      </w:hyperlink>
+      <w:r>
+        <w:rPr>
+          <w:lang w:val="pt_PT" w:bidi="pt_PT"/>
+        </w:rPr>
+        <w:t>22.6–10</w:t>
+      </w:r>
       <w:r>
         <w:rPr>
           <w:lang w:val="pt_PT" w:bidi="pt_PT"/>
         </w:rPr>
         <w:t xml:space="preserve">). Após essa experiência, Paulo se tornou um seguidor de Jesus. Ele passou o resto de sua vida viajando ao redor do Mar Mediterrâneo, dizendo às pessoas que Jesus é o Salvador e Senhor (veja </w:t>
       </w:r>
-      <w:hyperlink r:id="rId16">
-        <w:r>
-          <w:rPr>
-            <w:lang w:val="pt_PT" w:bidi="pt_PT"/>
-          </w:rPr>
-          <w:rPr>
-            <w:color w:val="0000EE"/>
-            <w:u w:val="single"/>
-          </w:rPr>
-          <w:t>Gl 1.11–16</w:t>
-        </w:r>
-      </w:hyperlink>
+      <w:r>
+        <w:rPr>
+          <w:lang w:val="pt_PT" w:bidi="pt_PT"/>
+        </w:rPr>
+        <w:t>Gl 1.11–16</w:t>
+      </w:r>
       <w:r>
         <w:rPr>
           <w:lang w:val="pt_PT" w:bidi="pt_PT"/>
@@ -347,18 +323,12 @@
         </w:rPr>
         <w:t>Paulo acreditava que Jesus era o Messias judaico (o líder especial que Deus havia prometido enviar para salvar seu povo). Isso tornava Paulo diferente de outros judeus de sua época. Sua visão de Jesus o ajudou a entender que, através da morte e ressurreição de Jesus, os crentes podem ser reconciliados com Deus e ter suas vidas transformadas. Antes, Paulo pensava que as pessoas precisavam seguir cuidadosamente todas as leis de Moisés para agradar a Deus. Mas agora ele entendia que estar em paz com Deus era um presente que vinha através da confiança em Jesus, que morreu para libertar as pessoas do pecado (</w:t>
       </w:r>
-      <w:hyperlink r:id="rId17">
-        <w:r>
-          <w:rPr>
-            <w:lang w:val="pt_PT" w:bidi="pt_PT"/>
-          </w:rPr>
-          <w:rPr>
-            <w:color w:val="0000EE"/>
-            <w:u w:val="single"/>
-          </w:rPr>
-          <w:t>Rm 4.1–8</w:t>
-        </w:r>
-      </w:hyperlink>
+      <w:r>
+        <w:rPr>
+          <w:lang w:val="pt_PT" w:bidi="pt_PT"/>
+        </w:rPr>
+        <w:t>Rm 4.1–8</w:t>
+      </w:r>
       <w:r>
         <w:rPr>
           <w:lang w:val="pt_PT" w:bidi="pt_PT"/>
@@ -443,18 +413,12 @@
         </w:rPr>
         <w:t>As pessoas só podem ser salvas confiando em Jesus como seu Salvador (</w:t>
       </w:r>
-      <w:hyperlink r:id="rId18">
-        <w:r>
-          <w:rPr>
-            <w:lang w:val="pt_PT" w:bidi="pt_PT"/>
-          </w:rPr>
-          <w:rPr>
-            <w:color w:val="0000EE"/>
-            <w:u w:val="single"/>
-          </w:rPr>
-          <w:t>Gl 2.16</w:t>
-        </w:r>
-      </w:hyperlink>
+      <w:r>
+        <w:rPr>
+          <w:lang w:val="pt_PT" w:bidi="pt_PT"/>
+        </w:rPr>
+        <w:t>Gl 2.16</w:t>
+      </w:r>
       <w:r>
         <w:rPr>
           <w:lang w:val="pt_PT" w:bidi="pt_PT"/>
@@ -479,36 +443,24 @@
         </w:rPr>
         <w:t>Os crentes devem dedicar cada parte de suas vidas ao serviço de Jesus como seu Senhor (</w:t>
       </w:r>
-      <w:hyperlink r:id="rId19">
-        <w:r>
-          <w:rPr>
-            <w:lang w:val="pt_PT" w:bidi="pt_PT"/>
-          </w:rPr>
-          <w:rPr>
-            <w:color w:val="0000EE"/>
-            <w:u w:val="single"/>
-          </w:rPr>
-          <w:t>Rm 14.7–9</w:t>
-        </w:r>
-      </w:hyperlink>
+      <w:r>
+        <w:rPr>
+          <w:lang w:val="pt_PT" w:bidi="pt_PT"/>
+        </w:rPr>
+        <w:t>Rm 14.7–9</w:t>
+      </w:r>
       <w:r>
         <w:rPr>
           <w:lang w:val="pt_PT" w:bidi="pt_PT"/>
         </w:rPr>
         <w:t xml:space="preserve">; </w:t>
       </w:r>
-      <w:hyperlink r:id="rId20">
-        <w:r>
-          <w:rPr>
-            <w:lang w:val="pt_PT" w:bidi="pt_PT"/>
-          </w:rPr>
-          <w:rPr>
-            <w:color w:val="0000EE"/>
-            <w:u w:val="single"/>
-          </w:rPr>
-          <w:t>2Co 5.15</w:t>
-        </w:r>
-      </w:hyperlink>
+      <w:r>
+        <w:rPr>
+          <w:lang w:val="pt_PT" w:bidi="pt_PT"/>
+        </w:rPr>
+        <w:t>2Co 5.15</w:t>
+      </w:r>
       <w:r>
         <w:rPr>
           <w:lang w:val="pt_PT" w:bidi="pt_PT"/>
@@ -529,162 +481,108 @@
         </w:rPr>
         <w:t>Entre os escritores do Novo Testamento, Paulo explica a salvação de forma mais clara (</w:t>
       </w:r>
-      <w:hyperlink r:id="rId21">
-        <w:r>
-          <w:rPr>
-            <w:lang w:val="pt_PT" w:bidi="pt_PT"/>
-          </w:rPr>
-          <w:rPr>
-            <w:color w:val="0000EE"/>
-            <w:u w:val="single"/>
-          </w:rPr>
-          <w:t>Rm 1–8</w:t>
-        </w:r>
-      </w:hyperlink>
+      <w:r>
+        <w:rPr>
+          <w:lang w:val="pt_PT" w:bidi="pt_PT"/>
+        </w:rPr>
+        <w:t>Rm 1–8</w:t>
+      </w:r>
       <w:r>
         <w:rPr>
           <w:lang w:val="pt_PT" w:bidi="pt_PT"/>
         </w:rPr>
         <w:t>). Ele fornece uma visão detalhada da vida e da comunidade cristã. Suas cartas também enfatizam o poder do Espírito Santo na vida dos crentes (</w:t>
       </w:r>
-      <w:hyperlink r:id="rId22">
-        <w:r>
-          <w:rPr>
-            <w:lang w:val="pt_PT" w:bidi="pt_PT"/>
-          </w:rPr>
-          <w:rPr>
-            <w:color w:val="0000EE"/>
-            <w:u w:val="single"/>
-          </w:rPr>
-          <w:t>Rm 8.9–13</w:t>
-        </w:r>
-      </w:hyperlink>
+      <w:r>
+        <w:rPr>
+          <w:lang w:val="pt_PT" w:bidi="pt_PT"/>
+        </w:rPr>
+        <w:t>Rm 8.9–13</w:t>
+      </w:r>
       <w:r>
         <w:rPr>
           <w:lang w:val="pt_PT" w:bidi="pt_PT"/>
         </w:rPr>
         <w:t xml:space="preserve">; </w:t>
       </w:r>
-      <w:hyperlink r:id="rId23">
-        <w:r>
-          <w:rPr>
-            <w:lang w:val="pt_PT" w:bidi="pt_PT"/>
-          </w:rPr>
-          <w:rPr>
-            <w:color w:val="0000EE"/>
-            <w:u w:val="single"/>
-          </w:rPr>
-          <w:t>Gl 5.16–25</w:t>
-        </w:r>
-      </w:hyperlink>
+      <w:r>
+        <w:rPr>
+          <w:lang w:val="pt_PT" w:bidi="pt_PT"/>
+        </w:rPr>
+        <w:t>Gl 5.16–25</w:t>
+      </w:r>
       <w:r>
         <w:rPr>
           <w:lang w:val="pt_PT" w:bidi="pt_PT"/>
         </w:rPr>
         <w:t xml:space="preserve">; compare </w:t>
       </w:r>
-      <w:hyperlink r:id="rId24">
-        <w:r>
-          <w:rPr>
-            <w:lang w:val="pt_PT" w:bidi="pt_PT"/>
-          </w:rPr>
-          <w:rPr>
-            <w:color w:val="0000EE"/>
-            <w:u w:val="single"/>
-          </w:rPr>
-          <w:t>Gl 2.20</w:t>
-        </w:r>
-      </w:hyperlink>
+      <w:r>
+        <w:rPr>
+          <w:lang w:val="pt_PT" w:bidi="pt_PT"/>
+        </w:rPr>
+        <w:t>Gl 2.20</w:t>
+      </w:r>
       <w:r>
         <w:rPr>
           <w:lang w:val="pt_PT" w:bidi="pt_PT"/>
         </w:rPr>
         <w:t xml:space="preserve">; </w:t>
       </w:r>
-      <w:hyperlink r:id="rId25">
-        <w:r>
-          <w:rPr>
-            <w:lang w:val="pt_PT" w:bidi="pt_PT"/>
-          </w:rPr>
-          <w:rPr>
-            <w:color w:val="0000EE"/>
-            <w:u w:val="single"/>
-          </w:rPr>
-          <w:t>Cl 1.27</w:t>
-        </w:r>
-      </w:hyperlink>
+      <w:r>
+        <w:rPr>
+          <w:lang w:val="pt_PT" w:bidi="pt_PT"/>
+        </w:rPr>
+        <w:t>Cl 1.27</w:t>
+      </w:r>
       <w:r>
         <w:rPr>
           <w:lang w:val="pt_PT" w:bidi="pt_PT"/>
         </w:rPr>
         <w:t>). Ele encoraja os crentes a continuarem crescendo para se tornarem mais como Jesus (</w:t>
       </w:r>
-      <w:hyperlink r:id="rId26">
-        <w:r>
-          <w:rPr>
-            <w:lang w:val="pt_PT" w:bidi="pt_PT"/>
-          </w:rPr>
-          <w:rPr>
-            <w:color w:val="0000EE"/>
-            <w:u w:val="single"/>
-          </w:rPr>
-          <w:t>Rm 8.30</w:t>
-        </w:r>
-      </w:hyperlink>
+      <w:r>
+        <w:rPr>
+          <w:lang w:val="pt_PT" w:bidi="pt_PT"/>
+        </w:rPr>
+        <w:t>Rm 8.30</w:t>
+      </w:r>
       <w:r>
         <w:rPr>
           <w:lang w:val="pt_PT" w:bidi="pt_PT"/>
         </w:rPr>
         <w:t xml:space="preserve">; </w:t>
       </w:r>
-      <w:hyperlink r:id="rId27">
-        <w:r>
-          <w:rPr>
-            <w:lang w:val="pt_PT" w:bidi="pt_PT"/>
-          </w:rPr>
-          <w:rPr>
-            <w:color w:val="0000EE"/>
-            <w:u w:val="single"/>
-          </w:rPr>
-          <w:t>Ef 4.13</w:t>
-        </w:r>
-      </w:hyperlink>
+      <w:r>
+        <w:rPr>
+          <w:lang w:val="pt_PT" w:bidi="pt_PT"/>
+        </w:rPr>
+        <w:t>Ef 4.13</w:t>
+      </w:r>
       <w:r>
         <w:rPr>
           <w:lang w:val="pt_PT" w:bidi="pt_PT"/>
         </w:rPr>
         <w:t xml:space="preserve">, </w:t>
       </w:r>
-      <w:hyperlink r:id="rId28">
-        <w:r>
-          <w:rPr>
-            <w:lang w:val="pt_PT" w:bidi="pt_PT"/>
-          </w:rPr>
-          <w:rPr>
-            <w:color w:val="0000EE"/>
-            <w:u w:val="single"/>
-          </w:rPr>
-          <w:t>15</w:t>
-        </w:r>
-      </w:hyperlink>
+      <w:r>
+        <w:rPr>
+          <w:lang w:val="pt_PT" w:bidi="pt_PT"/>
+        </w:rPr>
+        <w:t>15</w:t>
+      </w:r>
       <w:r>
         <w:rPr>
           <w:lang w:val="pt_PT" w:bidi="pt_PT"/>
         </w:rPr>
         <w:t xml:space="preserve">; </w:t>
       </w:r>
-      <w:hyperlink r:id="rId29">
-        <w:r>
-          <w:rPr>
-            <w:lang w:val="pt_PT" w:bidi="pt_PT"/>
-          </w:rPr>
-          <w:rPr>
-            <w:color w:val="0000EE"/>
-            <w:u w:val="single"/>
-          </w:rPr>
-          <w:t>5.1–2</w:t>
-        </w:r>
-      </w:hyperlink>
+      <w:r>
+        <w:rPr>
+          <w:lang w:val="pt_PT" w:bidi="pt_PT"/>
+        </w:rPr>
+        <w:t>5.1–2</w:t>
+      </w:r>
       <w:r>
         <w:rPr>
           <w:lang w:val="pt_PT" w:bidi="pt_PT"/>
@@ -705,90 +603,60 @@
         </w:rPr>
         <w:t>Os crentes devem viver uma vida de amor (</w:t>
       </w:r>
-      <w:hyperlink r:id="rId30">
-        <w:r>
-          <w:rPr>
-            <w:lang w:val="pt_PT" w:bidi="pt_PT"/>
-          </w:rPr>
-          <w:rPr>
-            <w:color w:val="0000EE"/>
-            <w:u w:val="single"/>
-          </w:rPr>
-          <w:t>1Co 13.1–13</w:t>
-        </w:r>
-      </w:hyperlink>
+      <w:r>
+        <w:rPr>
+          <w:lang w:val="pt_PT" w:bidi="pt_PT"/>
+        </w:rPr>
+        <w:t>1Co 13.1–13</w:t>
+      </w:r>
       <w:r>
         <w:rPr>
           <w:lang w:val="pt_PT" w:bidi="pt_PT"/>
         </w:rPr>
         <w:t xml:space="preserve">; </w:t>
       </w:r>
-      <w:hyperlink r:id="rId31">
-        <w:r>
-          <w:rPr>
-            <w:lang w:val="pt_PT" w:bidi="pt_PT"/>
-          </w:rPr>
-          <w:rPr>
-            <w:color w:val="0000EE"/>
-            <w:u w:val="single"/>
-          </w:rPr>
-          <w:t>Ef 5.2</w:t>
-        </w:r>
-      </w:hyperlink>
+      <w:r>
+        <w:rPr>
+          <w:lang w:val="pt_PT" w:bidi="pt_PT"/>
+        </w:rPr>
+        <w:t>Ef 5.2</w:t>
+      </w:r>
       <w:r>
         <w:rPr>
           <w:lang w:val="pt_PT" w:bidi="pt_PT"/>
         </w:rPr>
         <w:t>). Eles devem se submeter completamente a Jesus. Mais do que qualquer outro escritor do Novo Testamento, Paulo nos mostra como e por que os cristãos devem basear suas vidas no presente da graça de Jesus (</w:t>
       </w:r>
-      <w:hyperlink r:id="rId32">
-        <w:r>
-          <w:rPr>
-            <w:lang w:val="pt_PT" w:bidi="pt_PT"/>
-          </w:rPr>
-          <w:rPr>
-            <w:color w:val="0000EE"/>
-            <w:u w:val="single"/>
-          </w:rPr>
-          <w:t>Rm 12.1–2</w:t>
-        </w:r>
-      </w:hyperlink>
+      <w:r>
+        <w:rPr>
+          <w:lang w:val="pt_PT" w:bidi="pt_PT"/>
+        </w:rPr>
+        <w:t>Rm 12.1–2</w:t>
+      </w:r>
       <w:r>
         <w:rPr>
           <w:lang w:val="pt_PT" w:bidi="pt_PT"/>
         </w:rPr>
         <w:t>). Para Paulo, toda a vida de um crente (e todo o universo) se centra somente em Jesus. Tudo encontra seu verdadeiro significado apenas em relação a Jesus (</w:t>
       </w:r>
-      <w:hyperlink r:id="rId33">
-        <w:r>
-          <w:rPr>
-            <w:lang w:val="pt_PT" w:bidi="pt_PT"/>
-          </w:rPr>
-          <w:rPr>
-            <w:color w:val="0000EE"/>
-            <w:u w:val="single"/>
-          </w:rPr>
-          <w:t>Cl 1.15–20</w:t>
-        </w:r>
-      </w:hyperlink>
+      <w:r>
+        <w:rPr>
+          <w:lang w:val="pt_PT" w:bidi="pt_PT"/>
+        </w:rPr>
+        <w:t>Cl 1.15–20</w:t>
+      </w:r>
       <w:r>
         <w:rPr>
           <w:lang w:val="pt_PT" w:bidi="pt_PT"/>
         </w:rPr>
         <w:t xml:space="preserve">; </w:t>
       </w:r>
-      <w:hyperlink r:id="rId34">
-        <w:r>
-          <w:rPr>
-            <w:lang w:val="pt_PT" w:bidi="pt_PT"/>
-          </w:rPr>
-          <w:rPr>
-            <w:color w:val="0000EE"/>
-            <w:u w:val="single"/>
-          </w:rPr>
-          <w:t>2.6–3.4</w:t>
-        </w:r>
-      </w:hyperlink>
+      <w:r>
+        <w:rPr>
+          <w:lang w:val="pt_PT" w:bidi="pt_PT"/>
+        </w:rPr>
+        <w:t>2.6–3.4</w:t>
+      </w:r>
       <w:r>
         <w:rPr>
           <w:lang w:val="pt_PT" w:bidi="pt_PT"/>
@@ -823,18 +691,12 @@
         </w:rPr>
         <w:t>Paulo queria ser como Jesus em todos os aspectos (mesmo no sofrimento e na morte). Paulo morreu sabendo que, assim como Jesus ressuscitou dos mortos, ele também um dia seria ressuscitado para uma nova vida (</w:t>
       </w:r>
-      <w:hyperlink r:id="rId35">
-        <w:r>
-          <w:rPr>
-            <w:lang w:val="pt_PT" w:bidi="pt_PT"/>
-          </w:rPr>
-          <w:rPr>
-            <w:color w:val="0000EE"/>
-            <w:u w:val="single"/>
-          </w:rPr>
-          <w:t>Fp 3.10–11</w:t>
-        </w:r>
-      </w:hyperlink>
+      <w:r>
+        <w:rPr>
+          <w:lang w:val="pt_PT" w:bidi="pt_PT"/>
+        </w:rPr>
+        <w:t>Fp 3.10–11</w:t>
+      </w:r>
       <w:r>
         <w:rPr>
           <w:lang w:val="pt_PT" w:bidi="pt_PT"/>
@@ -864,324 +726,216 @@
           <w:lang w:val="pt_PT" w:bidi="pt_PT"/>
         </w:rPr>
       </w:r>
-      <w:hyperlink r:id="rId36">
-        <w:r>
-          <w:rPr>
-            <w:lang w:val="pt_PT" w:bidi="pt_PT"/>
-          </w:rPr>
-          <w:rPr>
-            <w:color w:val="0000EE"/>
-            <w:u w:val="single"/>
-          </w:rPr>
-          <w:t>Atos 7.58–8.3</w:t>
-        </w:r>
-      </w:hyperlink>
+      <w:r>
+        <w:rPr>
+          <w:lang w:val="pt_PT" w:bidi="pt_PT"/>
+        </w:rPr>
+        <w:t>Atos 7.58–8.3</w:t>
+      </w:r>
       <w:r>
         <w:rPr>
           <w:lang w:val="pt_PT" w:bidi="pt_PT"/>
         </w:rPr>
         <w:t xml:space="preserve">; </w:t>
       </w:r>
-      <w:hyperlink r:id="rId37">
-        <w:r>
-          <w:rPr>
-            <w:lang w:val="pt_PT" w:bidi="pt_PT"/>
-          </w:rPr>
-          <w:rPr>
-            <w:color w:val="0000EE"/>
-            <w:u w:val="single"/>
-          </w:rPr>
-          <w:t>9.1–31</w:t>
-        </w:r>
-      </w:hyperlink>
+      <w:r>
+        <w:rPr>
+          <w:lang w:val="pt_PT" w:bidi="pt_PT"/>
+        </w:rPr>
+        <w:t>9.1–31</w:t>
+      </w:r>
       <w:r>
         <w:rPr>
           <w:lang w:val="pt_PT" w:bidi="pt_PT"/>
         </w:rPr>
         <w:t xml:space="preserve">; </w:t>
       </w:r>
-      <w:hyperlink r:id="rId38">
-        <w:r>
-          <w:rPr>
-            <w:lang w:val="pt_PT" w:bidi="pt_PT"/>
-          </w:rPr>
-          <w:rPr>
-            <w:color w:val="0000EE"/>
-            <w:u w:val="single"/>
-          </w:rPr>
-          <w:t>11.25–30</w:t>
-        </w:r>
-      </w:hyperlink>
+      <w:r>
+        <w:rPr>
+          <w:lang w:val="pt_PT" w:bidi="pt_PT"/>
+        </w:rPr>
+        <w:t>11.25–30</w:t>
+      </w:r>
       <w:r>
         <w:rPr>
           <w:lang w:val="pt_PT" w:bidi="pt_PT"/>
         </w:rPr>
         <w:t xml:space="preserve">; </w:t>
       </w:r>
-      <w:hyperlink r:id="rId39">
-        <w:r>
-          <w:rPr>
-            <w:lang w:val="pt_PT" w:bidi="pt_PT"/>
-          </w:rPr>
-          <w:rPr>
-            <w:color w:val="0000EE"/>
-            <w:u w:val="single"/>
-          </w:rPr>
-          <w:t>12.25–28.31</w:t>
-        </w:r>
-      </w:hyperlink>
+      <w:r>
+        <w:rPr>
+          <w:lang w:val="pt_PT" w:bidi="pt_PT"/>
+        </w:rPr>
+        <w:t>12.25–28.31</w:t>
+      </w:r>
       <w:r>
         <w:rPr>
           <w:lang w:val="pt_PT" w:bidi="pt_PT"/>
         </w:rPr>
         <w:t xml:space="preserve">; </w:t>
       </w:r>
-      <w:hyperlink r:id="rId40">
-        <w:r>
-          <w:rPr>
-            <w:lang w:val="pt_PT" w:bidi="pt_PT"/>
-          </w:rPr>
-          <w:rPr>
-            <w:color w:val="0000EE"/>
-            <w:u w:val="single"/>
-          </w:rPr>
-          <w:t>Romanos 1.1–16.27</w:t>
-        </w:r>
-      </w:hyperlink>
+      <w:r>
+        <w:rPr>
+          <w:lang w:val="pt_PT" w:bidi="pt_PT"/>
+        </w:rPr>
+        <w:t>Romanos 1.1–16.27</w:t>
+      </w:r>
       <w:r>
         <w:rPr>
           <w:lang w:val="pt_PT" w:bidi="pt_PT"/>
         </w:rPr>
         <w:t xml:space="preserve">; </w:t>
       </w:r>
-      <w:hyperlink r:id="rId41">
-        <w:r>
-          <w:rPr>
-            <w:lang w:val="pt_PT" w:bidi="pt_PT"/>
-          </w:rPr>
-          <w:rPr>
-            <w:color w:val="0000EE"/>
-            <w:u w:val="single"/>
-          </w:rPr>
-          <w:t>1 Coríntios 1.1–16.24</w:t>
-        </w:r>
-      </w:hyperlink>
+      <w:r>
+        <w:rPr>
+          <w:lang w:val="pt_PT" w:bidi="pt_PT"/>
+        </w:rPr>
+        <w:t>1 Coríntios 1.1–16.24</w:t>
+      </w:r>
       <w:r>
         <w:rPr>
           <w:lang w:val="pt_PT" w:bidi="pt_PT"/>
         </w:rPr>
         <w:t xml:space="preserve">; </w:t>
       </w:r>
-      <w:hyperlink r:id="rId42">
-        <w:r>
-          <w:rPr>
-            <w:lang w:val="pt_PT" w:bidi="pt_PT"/>
-          </w:rPr>
-          <w:rPr>
-            <w:color w:val="0000EE"/>
-            <w:u w:val="single"/>
-          </w:rPr>
-          <w:t>2 Coríntios 1.1–13.14</w:t>
-        </w:r>
-      </w:hyperlink>
+      <w:r>
+        <w:rPr>
+          <w:lang w:val="pt_PT" w:bidi="pt_PT"/>
+        </w:rPr>
+        <w:t>2 Coríntios 1.1–13.14</w:t>
+      </w:r>
       <w:r>
         <w:rPr>
           <w:lang w:val="pt_PT" w:bidi="pt_PT"/>
         </w:rPr>
         <w:t xml:space="preserve">; </w:t>
       </w:r>
-      <w:hyperlink r:id="rId43">
-        <w:r>
-          <w:rPr>
-            <w:lang w:val="pt_PT" w:bidi="pt_PT"/>
-          </w:rPr>
-          <w:rPr>
-            <w:color w:val="0000EE"/>
-            <w:u w:val="single"/>
-          </w:rPr>
-          <w:t>Gálatas 1.1–6.18</w:t>
-        </w:r>
-      </w:hyperlink>
+      <w:r>
+        <w:rPr>
+          <w:lang w:val="pt_PT" w:bidi="pt_PT"/>
+        </w:rPr>
+        <w:t>Gálatas 1.1–6.18</w:t>
+      </w:r>
       <w:r>
         <w:rPr>
           <w:lang w:val="pt_PT" w:bidi="pt_PT"/>
         </w:rPr>
         <w:t xml:space="preserve">; </w:t>
       </w:r>
-      <w:hyperlink r:id="rId44">
-        <w:r>
-          <w:rPr>
-            <w:lang w:val="pt_PT" w:bidi="pt_PT"/>
-          </w:rPr>
-          <w:rPr>
-            <w:color w:val="0000EE"/>
-            <w:u w:val="single"/>
-          </w:rPr>
-          <w:t>Efésios 1.1–6.24</w:t>
-        </w:r>
-      </w:hyperlink>
+      <w:r>
+        <w:rPr>
+          <w:lang w:val="pt_PT" w:bidi="pt_PT"/>
+        </w:rPr>
+        <w:t>Efésios 1.1–6.24</w:t>
+      </w:r>
       <w:r>
         <w:rPr>
           <w:lang w:val="pt_PT" w:bidi="pt_PT"/>
         </w:rPr>
         <w:t xml:space="preserve">; </w:t>
       </w:r>
-      <w:hyperlink r:id="rId45">
-        <w:r>
-          <w:rPr>
-            <w:lang w:val="pt_PT" w:bidi="pt_PT"/>
-          </w:rPr>
-          <w:rPr>
-            <w:color w:val="0000EE"/>
-            <w:u w:val="single"/>
-          </w:rPr>
-          <w:t>Filipenses 1.1–4.23</w:t>
-        </w:r>
-      </w:hyperlink>
+      <w:r>
+        <w:rPr>
+          <w:lang w:val="pt_PT" w:bidi="pt_PT"/>
+        </w:rPr>
+        <w:t>Filipenses 1.1–4.23</w:t>
+      </w:r>
       <w:r>
         <w:rPr>
           <w:lang w:val="pt_PT" w:bidi="pt_PT"/>
         </w:rPr>
         <w:t xml:space="preserve">; </w:t>
       </w:r>
-      <w:hyperlink r:id="rId46">
-        <w:r>
-          <w:rPr>
-            <w:lang w:val="pt_PT" w:bidi="pt_PT"/>
-          </w:rPr>
-          <w:rPr>
-            <w:color w:val="0000EE"/>
-            <w:u w:val="single"/>
-          </w:rPr>
-          <w:t>Colossenses 1.1–4.18</w:t>
-        </w:r>
-      </w:hyperlink>
+      <w:r>
+        <w:rPr>
+          <w:lang w:val="pt_PT" w:bidi="pt_PT"/>
+        </w:rPr>
+        <w:t>Colossenses 1.1–4.18</w:t>
+      </w:r>
       <w:r>
         <w:rPr>
           <w:lang w:val="pt_PT" w:bidi="pt_PT"/>
         </w:rPr>
         <w:t xml:space="preserve">; </w:t>
       </w:r>
-      <w:hyperlink r:id="rId47">
-        <w:r>
-          <w:rPr>
-            <w:lang w:val="pt_PT" w:bidi="pt_PT"/>
-          </w:rPr>
-          <w:rPr>
-            <w:color w:val="0000EE"/>
-            <w:u w:val="single"/>
-          </w:rPr>
-          <w:t>1 Tessalonicenses 1.1–5.28</w:t>
-        </w:r>
-      </w:hyperlink>
+      <w:r>
+        <w:rPr>
+          <w:lang w:val="pt_PT" w:bidi="pt_PT"/>
+        </w:rPr>
+        <w:t>1 Tessalonicenses 1.1–5.28</w:t>
+      </w:r>
       <w:r>
         <w:rPr>
           <w:lang w:val="pt_PT" w:bidi="pt_PT"/>
         </w:rPr>
         <w:t xml:space="preserve">; </w:t>
       </w:r>
-      <w:hyperlink r:id="rId48">
-        <w:r>
-          <w:rPr>
-            <w:lang w:val="pt_PT" w:bidi="pt_PT"/>
-          </w:rPr>
-          <w:rPr>
-            <w:color w:val="0000EE"/>
-            <w:u w:val="single"/>
-          </w:rPr>
-          <w:t>2 Tessalonicenses 1.1–3.18</w:t>
-        </w:r>
-      </w:hyperlink>
+      <w:r>
+        <w:rPr>
+          <w:lang w:val="pt_PT" w:bidi="pt_PT"/>
+        </w:rPr>
+        <w:t>2 Tessalonicenses 1.1–3.18</w:t>
+      </w:r>
       <w:r>
         <w:rPr>
           <w:lang w:val="pt_PT" w:bidi="pt_PT"/>
         </w:rPr>
         <w:t xml:space="preserve">; </w:t>
       </w:r>
-      <w:hyperlink r:id="rId49">
-        <w:r>
-          <w:rPr>
-            <w:lang w:val="pt_PT" w:bidi="pt_PT"/>
-          </w:rPr>
-          <w:rPr>
-            <w:color w:val="0000EE"/>
-            <w:u w:val="single"/>
-          </w:rPr>
-          <w:t>1 Timóteo 1.1–6.21</w:t>
-        </w:r>
-      </w:hyperlink>
+      <w:r>
+        <w:rPr>
+          <w:lang w:val="pt_PT" w:bidi="pt_PT"/>
+        </w:rPr>
+        <w:t>1 Timóteo 1.1–6.21</w:t>
+      </w:r>
       <w:r>
         <w:rPr>
           <w:lang w:val="pt_PT" w:bidi="pt_PT"/>
         </w:rPr>
         <w:t xml:space="preserve">; </w:t>
       </w:r>
-      <w:hyperlink r:id="rId50">
-        <w:r>
-          <w:rPr>
-            <w:lang w:val="pt_PT" w:bidi="pt_PT"/>
-          </w:rPr>
-          <w:rPr>
-            <w:color w:val="0000EE"/>
-            <w:u w:val="single"/>
-          </w:rPr>
-          <w:t>2 Timóteo 1.1–4.22</w:t>
-        </w:r>
-      </w:hyperlink>
+      <w:r>
+        <w:rPr>
+          <w:lang w:val="pt_PT" w:bidi="pt_PT"/>
+        </w:rPr>
+        <w:t>2 Timóteo 1.1–4.22</w:t>
+      </w:r>
       <w:r>
         <w:rPr>
           <w:lang w:val="pt_PT" w:bidi="pt_PT"/>
         </w:rPr>
         <w:t xml:space="preserve">; </w:t>
       </w:r>
-      <w:hyperlink r:id="rId51">
-        <w:r>
-          <w:rPr>
-            <w:lang w:val="pt_PT" w:bidi="pt_PT"/>
-          </w:rPr>
-          <w:rPr>
-            <w:color w:val="0000EE"/>
-            <w:u w:val="single"/>
-          </w:rPr>
-          <w:t>Tito 1.1–3.15</w:t>
-        </w:r>
-      </w:hyperlink>
+      <w:r>
+        <w:rPr>
+          <w:lang w:val="pt_PT" w:bidi="pt_PT"/>
+        </w:rPr>
+        <w:t>Tito 1.1–3.15</w:t>
+      </w:r>
       <w:r>
         <w:rPr>
           <w:lang w:val="pt_PT" w:bidi="pt_PT"/>
         </w:rPr>
         <w:t xml:space="preserve">; </w:t>
       </w:r>
-      <w:hyperlink r:id="rId52">
-        <w:r>
-          <w:rPr>
-            <w:lang w:val="pt_PT" w:bidi="pt_PT"/>
-          </w:rPr>
-          <w:rPr>
-            <w:color w:val="0000EE"/>
-            <w:u w:val="single"/>
-          </w:rPr>
-          <w:t>Filemom 1.1–25</w:t>
-        </w:r>
-      </w:hyperlink>
+      <w:r>
+        <w:rPr>
+          <w:lang w:val="pt_PT" w:bidi="pt_PT"/>
+        </w:rPr>
+        <w:t>Filemom 1.1–25</w:t>
+      </w:r>
       <w:r>
         <w:rPr>
           <w:lang w:val="pt_PT" w:bidi="pt_PT"/>
         </w:rPr>
         <w:t xml:space="preserve">; </w:t>
       </w:r>
-      <w:hyperlink r:id="rId53">
-        <w:r>
-          <w:rPr>
-            <w:lang w:val="pt_PT" w:bidi="pt_PT"/>
-          </w:rPr>
-          <w:rPr>
-            <w:color w:val="0000EE"/>
-            <w:u w:val="single"/>
-          </w:rPr>
-          <w:t>2 Pedro 3.15–16</w:t>
-        </w:r>
-      </w:hyperlink>
+      <w:r>
+        <w:rPr>
+          <w:lang w:val="pt_PT" w:bidi="pt_PT"/>
+        </w:rPr>
+        <w:t>2 Pedro 3.15–16</w:t>
+      </w:r>
       <w:r>
         <w:rPr>
           <w:lang w:val="pt_PT" w:bidi="pt_PT"/>
@@ -1244,36 +998,24 @@
         </w:rPr>
         <w:t xml:space="preserve">Como governador da Judeia, Pilatos controlava as forças romanas e o templo, incluindo seus fundos. Somente ele podia ordenar que criminosos fossem punidos com a morte (veja </w:t>
       </w:r>
-      <w:hyperlink r:id="rId54">
-        <w:r>
-          <w:rPr>
-            <w:lang w:val="pt_PT" w:bidi="pt_PT"/>
-          </w:rPr>
-          <w:rPr>
-            <w:color w:val="0000EE"/>
-            <w:u w:val="single"/>
-          </w:rPr>
-          <w:t>Jo 18.31</w:t>
-        </w:r>
-      </w:hyperlink>
+      <w:r>
+        <w:rPr>
+          <w:lang w:val="pt_PT" w:bidi="pt_PT"/>
+        </w:rPr>
+        <w:t>Jo 18.31</w:t>
+      </w:r>
       <w:r>
         <w:rPr>
           <w:lang w:val="pt_PT" w:bidi="pt_PT"/>
         </w:rPr>
         <w:t>). Portanto, as autoridades judaicas tiveram que apresentar acusações a Pilatos para que Jesus fosse morto (</w:t>
       </w:r>
-      <w:hyperlink r:id="rId55">
-        <w:r>
-          <w:rPr>
-            <w:lang w:val="pt_PT" w:bidi="pt_PT"/>
-          </w:rPr>
-          <w:rPr>
-            <w:color w:val="0000EE"/>
-            <w:u w:val="single"/>
-          </w:rPr>
-          <w:t>Mc 15.1–4</w:t>
-        </w:r>
-      </w:hyperlink>
+      <w:r>
+        <w:rPr>
+          <w:lang w:val="pt_PT" w:bidi="pt_PT"/>
+        </w:rPr>
+        <w:t>Mc 15.1–4</w:t>
+      </w:r>
       <w:r>
         <w:rPr>
           <w:lang w:val="pt_PT" w:bidi="pt_PT"/>
@@ -1334,18 +1076,12 @@
         </w:rPr>
         <w:t>Em outra ocasião, Pilatos matou alguns galileus enquanto eles ofereciam sacrifícios no templo (</w:t>
       </w:r>
-      <w:hyperlink r:id="rId56">
-        <w:r>
-          <w:rPr>
-            <w:lang w:val="pt_PT" w:bidi="pt_PT"/>
-          </w:rPr>
-          <w:rPr>
-            <w:color w:val="0000EE"/>
-            <w:u w:val="single"/>
-          </w:rPr>
-          <w:t>Lc 13.1</w:t>
-        </w:r>
-      </w:hyperlink>
+      <w:r>
+        <w:rPr>
+          <w:lang w:val="pt_PT" w:bidi="pt_PT"/>
+        </w:rPr>
+        <w:t>Lc 13.1</w:t>
+      </w:r>
       <w:r>
         <w:rPr>
           <w:lang w:val="pt_PT" w:bidi="pt_PT"/>
@@ -1366,144 +1102,96 @@
         </w:rPr>
         <w:t>Cada Evangelho descreve o papel de Pilatos na morte de Jesus (</w:t>
       </w:r>
-      <w:hyperlink r:id="rId57">
-        <w:r>
-          <w:rPr>
-            <w:lang w:val="pt_PT" w:bidi="pt_PT"/>
-          </w:rPr>
-          <w:rPr>
-            <w:color w:val="0000EE"/>
-            <w:u w:val="single"/>
-          </w:rPr>
-          <w:t>Mt 27.11–26</w:t>
-        </w:r>
-      </w:hyperlink>
+      <w:r>
+        <w:rPr>
+          <w:lang w:val="pt_PT" w:bidi="pt_PT"/>
+        </w:rPr>
+        <w:t>Mt 27.11–26</w:t>
+      </w:r>
       <w:r>
         <w:rPr>
           <w:lang w:val="pt_PT" w:bidi="pt_PT"/>
         </w:rPr>
         <w:t xml:space="preserve">; </w:t>
       </w:r>
-      <w:hyperlink r:id="rId58">
-        <w:r>
-          <w:rPr>
-            <w:lang w:val="pt_PT" w:bidi="pt_PT"/>
-          </w:rPr>
-          <w:rPr>
-            <w:color w:val="0000EE"/>
-            <w:u w:val="single"/>
-          </w:rPr>
-          <w:t>Mc 15.1.1–15</w:t>
-        </w:r>
-      </w:hyperlink>
+      <w:r>
+        <w:rPr>
+          <w:lang w:val="pt_PT" w:bidi="pt_PT"/>
+        </w:rPr>
+        <w:t>Mc 15.1.1–15</w:t>
+      </w:r>
       <w:r>
         <w:rPr>
           <w:lang w:val="pt_PT" w:bidi="pt_PT"/>
         </w:rPr>
         <w:t xml:space="preserve">; </w:t>
       </w:r>
-      <w:hyperlink r:id="rId59">
-        <w:r>
-          <w:rPr>
-            <w:lang w:val="pt_PT" w:bidi="pt_PT"/>
-          </w:rPr>
-          <w:rPr>
-            <w:color w:val="0000EE"/>
-            <w:u w:val="single"/>
-          </w:rPr>
-          <w:t>Lc 23.1–25</w:t>
-        </w:r>
-      </w:hyperlink>
+      <w:r>
+        <w:rPr>
+          <w:lang w:val="pt_PT" w:bidi="pt_PT"/>
+        </w:rPr>
+        <w:t>Lc 23.1–25</w:t>
+      </w:r>
       <w:r>
         <w:rPr>
           <w:lang w:val="pt_PT" w:bidi="pt_PT"/>
         </w:rPr>
         <w:t xml:space="preserve">; </w:t>
       </w:r>
-      <w:hyperlink r:id="rId60">
-        <w:r>
-          <w:rPr>
-            <w:lang w:val="pt_PT" w:bidi="pt_PT"/>
-          </w:rPr>
-          <w:rPr>
-            <w:color w:val="0000EE"/>
-            <w:u w:val="single"/>
-          </w:rPr>
-          <w:t>Jo 18.28–19.16</w:t>
-        </w:r>
-      </w:hyperlink>
+      <w:r>
+        <w:rPr>
+          <w:lang w:val="pt_PT" w:bidi="pt_PT"/>
+        </w:rPr>
+        <w:t>Jo 18.28–19.16</w:t>
+      </w:r>
       <w:r>
         <w:rPr>
           <w:lang w:val="pt_PT" w:bidi="pt_PT"/>
         </w:rPr>
         <w:t xml:space="preserve">; veja também </w:t>
       </w:r>
-      <w:hyperlink r:id="rId61">
-        <w:r>
-          <w:rPr>
-            <w:lang w:val="pt_PT" w:bidi="pt_PT"/>
-          </w:rPr>
-          <w:rPr>
-            <w:color w:val="0000EE"/>
-            <w:u w:val="single"/>
-          </w:rPr>
-          <w:t>At 3.13</w:t>
-        </w:r>
-      </w:hyperlink>
+      <w:r>
+        <w:rPr>
+          <w:lang w:val="pt_PT" w:bidi="pt_PT"/>
+        </w:rPr>
+        <w:t>At 3.13</w:t>
+      </w:r>
       <w:r>
         <w:rPr>
           <w:lang w:val="pt_PT" w:bidi="pt_PT"/>
         </w:rPr>
         <w:t xml:space="preserve">; </w:t>
       </w:r>
-      <w:hyperlink r:id="rId62">
-        <w:r>
-          <w:rPr>
-            <w:lang w:val="pt_PT" w:bidi="pt_PT"/>
-          </w:rPr>
-          <w:rPr>
-            <w:color w:val="0000EE"/>
-            <w:u w:val="single"/>
-          </w:rPr>
-          <w:t>4.27</w:t>
-        </w:r>
-      </w:hyperlink>
+      <w:r>
+        <w:rPr>
+          <w:lang w:val="pt_PT" w:bidi="pt_PT"/>
+        </w:rPr>
+        <w:t>4.27</w:t>
+      </w:r>
       <w:r>
         <w:rPr>
           <w:lang w:val="pt_PT" w:bidi="pt_PT"/>
         </w:rPr>
         <w:t xml:space="preserve">; </w:t>
       </w:r>
-      <w:hyperlink r:id="rId63">
-        <w:r>
-          <w:rPr>
-            <w:lang w:val="pt_PT" w:bidi="pt_PT"/>
-          </w:rPr>
-          <w:rPr>
-            <w:color w:val="0000EE"/>
-            <w:u w:val="single"/>
-          </w:rPr>
-          <w:t>13.28</w:t>
-        </w:r>
-      </w:hyperlink>
+      <w:r>
+        <w:rPr>
+          <w:lang w:val="pt_PT" w:bidi="pt_PT"/>
+        </w:rPr>
+        <w:t>13.28</w:t>
+      </w:r>
       <w:r>
         <w:rPr>
           <w:lang w:val="pt_PT" w:bidi="pt_PT"/>
         </w:rPr>
         <w:t xml:space="preserve">; </w:t>
       </w:r>
-      <w:hyperlink r:id="rId64">
-        <w:r>
-          <w:rPr>
-            <w:lang w:val="pt_PT" w:bidi="pt_PT"/>
-          </w:rPr>
-          <w:rPr>
-            <w:color w:val="0000EE"/>
-            <w:u w:val="single"/>
-          </w:rPr>
-          <w:t>1Tm 6.13</w:t>
-        </w:r>
-      </w:hyperlink>
+      <w:r>
+        <w:rPr>
+          <w:lang w:val="pt_PT" w:bidi="pt_PT"/>
+        </w:rPr>
+        <w:t>1Tm 6.13</w:t>
+      </w:r>
       <w:r>
         <w:rPr>
           <w:lang w:val="pt_PT" w:bidi="pt_PT"/>
@@ -1524,126 +1212,84 @@
         </w:rPr>
         <w:t>Enquanto isso, sua esposa foi perturbada por um sonho sobre "aquele homem inocente" (</w:t>
       </w:r>
-      <w:hyperlink r:id="rId65">
-        <w:r>
-          <w:rPr>
-            <w:lang w:val="pt_PT" w:bidi="pt_PT"/>
-          </w:rPr>
-          <w:rPr>
-            <w:color w:val="0000EE"/>
-            <w:u w:val="single"/>
-          </w:rPr>
-          <w:t>Mt 27.19</w:t>
-        </w:r>
-      </w:hyperlink>
+      <w:r>
+        <w:rPr>
+          <w:lang w:val="pt_PT" w:bidi="pt_PT"/>
+        </w:rPr>
+        <w:t>Mt 27.19</w:t>
+      </w:r>
       <w:r>
         <w:rPr>
           <w:lang w:val="pt_PT" w:bidi="pt_PT"/>
         </w:rPr>
         <w:t>). No entanto, a multidão tornou-se ameaçadora, e os líderes judeus sugeriram que Pilatos não estava levando a sério a ameaça de Jesus a Roma. Pilatos cedeu à pressão deles. Ele ordenou que Jesus fosse açoitado e crucificado, com o título "Rei dos Judeus" em uma placa acima dele. Pilatos fez isso apenas após objetar fortemente e declarar-se inocente dessa morte injusta (</w:t>
       </w:r>
-      <w:hyperlink r:id="rId66">
-        <w:r>
-          <w:rPr>
-            <w:lang w:val="pt_PT" w:bidi="pt_PT"/>
-          </w:rPr>
-          <w:rPr>
-            <w:color w:val="0000EE"/>
-            <w:u w:val="single"/>
-          </w:rPr>
-          <w:t>Mt 27.18–25</w:t>
-        </w:r>
-      </w:hyperlink>
+      <w:r>
+        <w:rPr>
+          <w:lang w:val="pt_PT" w:bidi="pt_PT"/>
+        </w:rPr>
+        <w:t>Mt 27.18–25</w:t>
+      </w:r>
       <w:r>
         <w:rPr>
           <w:lang w:val="pt_PT" w:bidi="pt_PT"/>
         </w:rPr>
         <w:t xml:space="preserve">; </w:t>
       </w:r>
-      <w:hyperlink r:id="rId67">
-        <w:r>
-          <w:rPr>
-            <w:lang w:val="pt_PT" w:bidi="pt_PT"/>
-          </w:rPr>
-          <w:rPr>
-            <w:color w:val="0000EE"/>
-            <w:u w:val="single"/>
-          </w:rPr>
-          <w:t>Mc 15.14</w:t>
-        </w:r>
-      </w:hyperlink>
+      <w:r>
+        <w:rPr>
+          <w:lang w:val="pt_PT" w:bidi="pt_PT"/>
+        </w:rPr>
+        <w:t>Mc 15.14</w:t>
+      </w:r>
       <w:r>
         <w:rPr>
           <w:lang w:val="pt_PT" w:bidi="pt_PT"/>
         </w:rPr>
         <w:t xml:space="preserve">; </w:t>
       </w:r>
-      <w:hyperlink r:id="rId68">
-        <w:r>
-          <w:rPr>
-            <w:lang w:val="pt_PT" w:bidi="pt_PT"/>
-          </w:rPr>
-          <w:rPr>
-            <w:color w:val="0000EE"/>
-            <w:u w:val="single"/>
-          </w:rPr>
-          <w:t>Lc 23.4</w:t>
-        </w:r>
-      </w:hyperlink>
+      <w:r>
+        <w:rPr>
+          <w:lang w:val="pt_PT" w:bidi="pt_PT"/>
+        </w:rPr>
+        <w:t>Lc 23.4</w:t>
+      </w:r>
       <w:r>
         <w:rPr>
           <w:lang w:val="pt_PT" w:bidi="pt_PT"/>
         </w:rPr>
         <w:t>,</w:t>
       </w:r>
-      <w:hyperlink r:id="rId69">
-        <w:r>
-          <w:rPr>
-            <w:lang w:val="pt_PT" w:bidi="pt_PT"/>
-          </w:rPr>
-          <w:rPr>
-            <w:color w:val="0000EE"/>
-            <w:u w:val="single"/>
-          </w:rPr>
-          <w:t>13–23</w:t>
-        </w:r>
-      </w:hyperlink>
+      <w:r>
+        <w:rPr>
+          <w:lang w:val="pt_PT" w:bidi="pt_PT"/>
+        </w:rPr>
+        <w:t>13–23</w:t>
+      </w:r>
       <w:r>
         <w:rPr>
           <w:lang w:val="pt_PT" w:bidi="pt_PT"/>
         </w:rPr>
         <w:t xml:space="preserve">; </w:t>
       </w:r>
-      <w:hyperlink r:id="rId70">
-        <w:r>
-          <w:rPr>
-            <w:lang w:val="pt_PT" w:bidi="pt_PT"/>
-          </w:rPr>
-          <w:rPr>
-            <w:color w:val="0000EE"/>
-            <w:u w:val="single"/>
-          </w:rPr>
-          <w:t>Jo 18.38</w:t>
-        </w:r>
-      </w:hyperlink>
+      <w:r>
+        <w:rPr>
+          <w:lang w:val="pt_PT" w:bidi="pt_PT"/>
+        </w:rPr>
+        <w:t>Jo 18.38</w:t>
+      </w:r>
       <w:r>
         <w:rPr>
           <w:lang w:val="pt_PT" w:bidi="pt_PT"/>
         </w:rPr>
         <w:t xml:space="preserve">; </w:t>
       </w:r>
-      <w:hyperlink r:id="rId71">
-        <w:r>
-          <w:rPr>
-            <w:lang w:val="pt_PT" w:bidi="pt_PT"/>
-          </w:rPr>
-          <w:rPr>
-            <w:color w:val="0000EE"/>
-            <w:u w:val="single"/>
-          </w:rPr>
-          <w:t>19.4–16</w:t>
-        </w:r>
-      </w:hyperlink>
+      <w:r>
+        <w:rPr>
+          <w:lang w:val="pt_PT" w:bidi="pt_PT"/>
+        </w:rPr>
+        <w:t>19.4–16</w:t>
+      </w:r>
       <w:r>
         <w:rPr>
           <w:lang w:val="pt_PT" w:bidi="pt_PT"/>
@@ -1664,90 +1310,60 @@
         </w:rPr>
         <w:t>Após a morte de Jesus, Pilatos permitiu que José de Arimateia retirasse o corpo de Jesus da cruz e o enterrasse (</w:t>
       </w:r>
-      <w:hyperlink r:id="rId72">
-        <w:r>
-          <w:rPr>
-            <w:lang w:val="pt_PT" w:bidi="pt_PT"/>
-          </w:rPr>
-          <w:rPr>
-            <w:color w:val="0000EE"/>
-            <w:u w:val="single"/>
-          </w:rPr>
-          <w:t>Mt 27.57–61</w:t>
-        </w:r>
-      </w:hyperlink>
+      <w:r>
+        <w:rPr>
+          <w:lang w:val="pt_PT" w:bidi="pt_PT"/>
+        </w:rPr>
+        <w:t>Mt 27.57–61</w:t>
+      </w:r>
       <w:r>
         <w:rPr>
           <w:lang w:val="pt_PT" w:bidi="pt_PT"/>
         </w:rPr>
         <w:t xml:space="preserve">; </w:t>
       </w:r>
-      <w:hyperlink r:id="rId73">
-        <w:r>
-          <w:rPr>
-            <w:lang w:val="pt_PT" w:bidi="pt_PT"/>
-          </w:rPr>
-          <w:rPr>
-            <w:color w:val="0000EE"/>
-            <w:u w:val="single"/>
-          </w:rPr>
-          <w:t>Mc 15.42–46</w:t>
-        </w:r>
-      </w:hyperlink>
+      <w:r>
+        <w:rPr>
+          <w:lang w:val="pt_PT" w:bidi="pt_PT"/>
+        </w:rPr>
+        <w:t>Mc 15.42–46</w:t>
+      </w:r>
       <w:r>
         <w:rPr>
           <w:lang w:val="pt_PT" w:bidi="pt_PT"/>
         </w:rPr>
         <w:t xml:space="preserve">; </w:t>
       </w:r>
-      <w:hyperlink r:id="rId74">
-        <w:r>
-          <w:rPr>
-            <w:lang w:val="pt_PT" w:bidi="pt_PT"/>
-          </w:rPr>
-          <w:rPr>
-            <w:color w:val="0000EE"/>
-            <w:u w:val="single"/>
-          </w:rPr>
-          <w:t>Lc 23.50–53</w:t>
-        </w:r>
-      </w:hyperlink>
+      <w:r>
+        <w:rPr>
+          <w:lang w:val="pt_PT" w:bidi="pt_PT"/>
+        </w:rPr>
+        <w:t>Lc 23.50–53</w:t>
+      </w:r>
       <w:r>
         <w:rPr>
           <w:lang w:val="pt_PT" w:bidi="pt_PT"/>
         </w:rPr>
         <w:t xml:space="preserve">; </w:t>
       </w:r>
-      <w:hyperlink r:id="rId75">
-        <w:r>
-          <w:rPr>
-            <w:lang w:val="pt_PT" w:bidi="pt_PT"/>
-          </w:rPr>
-          <w:rPr>
-            <w:color w:val="0000EE"/>
-            <w:u w:val="single"/>
-          </w:rPr>
-          <w:t>Jo 19.38–42</w:t>
-        </w:r>
-      </w:hyperlink>
+      <w:r>
+        <w:rPr>
+          <w:lang w:val="pt_PT" w:bidi="pt_PT"/>
+        </w:rPr>
+        <w:t>Jo 19.38–42</w:t>
+      </w:r>
       <w:r>
         <w:rPr>
           <w:lang w:val="pt_PT" w:bidi="pt_PT"/>
         </w:rPr>
         <w:t>). Pilatos também permitiu que os líderes judeus selassem o túmulo para evitar que alguém roubasse o corpo ou fizesse alegações falsas sobre a ressurreição de Jesus (</w:t>
       </w:r>
-      <w:hyperlink r:id="rId76">
-        <w:r>
-          <w:rPr>
-            <w:lang w:val="pt_PT" w:bidi="pt_PT"/>
-          </w:rPr>
-          <w:rPr>
-            <w:color w:val="0000EE"/>
-            <w:u w:val="single"/>
-          </w:rPr>
-          <w:t>Mt 27.62–66</w:t>
-        </w:r>
-      </w:hyperlink>
+      <w:r>
+        <w:rPr>
+          <w:lang w:val="pt_PT" w:bidi="pt_PT"/>
+        </w:rPr>
+        <w:t>Mt 27.62–66</w:t>
+      </w:r>
       <w:r>
         <w:rPr>
           <w:lang w:val="pt_PT" w:bidi="pt_PT"/>
@@ -1804,306 +1420,204 @@
           <w:lang w:val="pt_PT" w:bidi="pt_PT"/>
         </w:rPr>
       </w:r>
-      <w:hyperlink r:id="rId77">
-        <w:r>
-          <w:rPr>
-            <w:lang w:val="pt_PT" w:bidi="pt_PT"/>
-          </w:rPr>
-          <w:rPr>
-            <w:color w:val="0000EE"/>
-            <w:u w:val="single"/>
-          </w:rPr>
-          <w:t>Mateus 27.2</w:t>
-        </w:r>
-      </w:hyperlink>
+      <w:r>
+        <w:rPr>
+          <w:lang w:val="pt_PT" w:bidi="pt_PT"/>
+        </w:rPr>
+        <w:t>Mateus 27.2</w:t>
+      </w:r>
       <w:r>
         <w:rPr>
           <w:lang w:val="pt_PT" w:bidi="pt_PT"/>
         </w:rPr>
         <w:t>,</w:t>
       </w:r>
-      <w:hyperlink r:id="rId57">
-        <w:r>
-          <w:rPr>
-            <w:lang w:val="pt_PT" w:bidi="pt_PT"/>
-          </w:rPr>
-          <w:rPr>
-            <w:color w:val="0000EE"/>
-            <w:u w:val="single"/>
-          </w:rPr>
-          <w:t>11–26</w:t>
-        </w:r>
-      </w:hyperlink>
+      <w:r>
+        <w:rPr>
+          <w:lang w:val="pt_PT" w:bidi="pt_PT"/>
+        </w:rPr>
+        <w:t>11–26</w:t>
+      </w:r>
       <w:r>
         <w:rPr>
           <w:lang w:val="pt_PT" w:bidi="pt_PT"/>
         </w:rPr>
         <w:t>,</w:t>
       </w:r>
-      <w:hyperlink r:id="rId78">
-        <w:r>
-          <w:rPr>
-            <w:lang w:val="pt_PT" w:bidi="pt_PT"/>
-          </w:rPr>
-          <w:rPr>
-            <w:color w:val="0000EE"/>
-            <w:u w:val="single"/>
-          </w:rPr>
-          <w:t>57–58</w:t>
-        </w:r>
-      </w:hyperlink>
+      <w:r>
+        <w:rPr>
+          <w:lang w:val="pt_PT" w:bidi="pt_PT"/>
+        </w:rPr>
+        <w:t>57–58</w:t>
+      </w:r>
       <w:r>
         <w:rPr>
           <w:lang w:val="pt_PT" w:bidi="pt_PT"/>
         </w:rPr>
         <w:t>,</w:t>
       </w:r>
-      <w:hyperlink r:id="rId79">
-        <w:r>
-          <w:rPr>
-            <w:lang w:val="pt_PT" w:bidi="pt_PT"/>
-          </w:rPr>
-          <w:rPr>
-            <w:color w:val="0000EE"/>
-            <w:u w:val="single"/>
-          </w:rPr>
-          <w:t>62–65</w:t>
-        </w:r>
-      </w:hyperlink>
+      <w:r>
+        <w:rPr>
+          <w:lang w:val="pt_PT" w:bidi="pt_PT"/>
+        </w:rPr>
+        <w:t>62–65</w:t>
+      </w:r>
       <w:r>
         <w:rPr>
           <w:lang w:val="pt_PT" w:bidi="pt_PT"/>
         </w:rPr>
         <w:t xml:space="preserve">; </w:t>
       </w:r>
-      <w:hyperlink r:id="rId58">
-        <w:r>
-          <w:rPr>
-            <w:lang w:val="pt_PT" w:bidi="pt_PT"/>
-          </w:rPr>
-          <w:rPr>
-            <w:color w:val="0000EE"/>
-            <w:u w:val="single"/>
-          </w:rPr>
-          <w:t>Marcos 15.1–15</w:t>
-        </w:r>
-      </w:hyperlink>
+      <w:r>
+        <w:rPr>
+          <w:lang w:val="pt_PT" w:bidi="pt_PT"/>
+        </w:rPr>
+        <w:t>Marcos 15.1–15</w:t>
+      </w:r>
       <w:r>
         <w:rPr>
           <w:lang w:val="pt_PT" w:bidi="pt_PT"/>
         </w:rPr>
         <w:t>,</w:t>
       </w:r>
-      <w:hyperlink r:id="rId80">
-        <w:r>
-          <w:rPr>
-            <w:lang w:val="pt_PT" w:bidi="pt_PT"/>
-          </w:rPr>
-          <w:rPr>
-            <w:color w:val="0000EE"/>
-            <w:u w:val="single"/>
-          </w:rPr>
-          <w:t>43–45</w:t>
-        </w:r>
-      </w:hyperlink>
+      <w:r>
+        <w:rPr>
+          <w:lang w:val="pt_PT" w:bidi="pt_PT"/>
+        </w:rPr>
+        <w:t>43–45</w:t>
+      </w:r>
       <w:r>
         <w:rPr>
           <w:lang w:val="pt_PT" w:bidi="pt_PT"/>
         </w:rPr>
         <w:t xml:space="preserve">; </w:t>
       </w:r>
-      <w:hyperlink r:id="rId81">
-        <w:r>
-          <w:rPr>
-            <w:lang w:val="pt_PT" w:bidi="pt_PT"/>
-          </w:rPr>
-          <w:rPr>
-            <w:color w:val="0000EE"/>
-            <w:u w:val="single"/>
-          </w:rPr>
-          <w:t>Lucas 3.1</w:t>
-        </w:r>
-      </w:hyperlink>
+      <w:r>
+        <w:rPr>
+          <w:lang w:val="pt_PT" w:bidi="pt_PT"/>
+        </w:rPr>
+        <w:t>Lucas 3.1</w:t>
+      </w:r>
       <w:r>
         <w:rPr>
           <w:lang w:val="pt_PT" w:bidi="pt_PT"/>
         </w:rPr>
         <w:t xml:space="preserve">; </w:t>
       </w:r>
-      <w:hyperlink r:id="rId56">
-        <w:r>
-          <w:rPr>
-            <w:lang w:val="pt_PT" w:bidi="pt_PT"/>
-          </w:rPr>
-          <w:rPr>
-            <w:color w:val="0000EE"/>
-            <w:u w:val="single"/>
-          </w:rPr>
-          <w:t>13.1</w:t>
-        </w:r>
-      </w:hyperlink>
+      <w:r>
+        <w:rPr>
+          <w:lang w:val="pt_PT" w:bidi="pt_PT"/>
+        </w:rPr>
+        <w:t>13.1</w:t>
+      </w:r>
       <w:r>
         <w:rPr>
           <w:lang w:val="pt_PT" w:bidi="pt_PT"/>
         </w:rPr>
         <w:t xml:space="preserve">; </w:t>
       </w:r>
-      <w:hyperlink r:id="rId59">
-        <w:r>
-          <w:rPr>
-            <w:lang w:val="pt_PT" w:bidi="pt_PT"/>
-          </w:rPr>
-          <w:rPr>
-            <w:color w:val="0000EE"/>
-            <w:u w:val="single"/>
-          </w:rPr>
-          <w:t>23.1–25</w:t>
-        </w:r>
-      </w:hyperlink>
+      <w:r>
+        <w:rPr>
+          <w:lang w:val="pt_PT" w:bidi="pt_PT"/>
+        </w:rPr>
+        <w:t>23.1–25</w:t>
+      </w:r>
       <w:r>
         <w:rPr>
           <w:lang w:val="pt_PT" w:bidi="pt_PT"/>
         </w:rPr>
         <w:t>,</w:t>
       </w:r>
-      <w:hyperlink r:id="rId82">
-        <w:r>
-          <w:rPr>
-            <w:lang w:val="pt_PT" w:bidi="pt_PT"/>
-          </w:rPr>
-          <w:rPr>
-            <w:color w:val="0000EE"/>
-            <w:u w:val="single"/>
-          </w:rPr>
-          <w:t>52</w:t>
-        </w:r>
-      </w:hyperlink>
+      <w:r>
+        <w:rPr>
+          <w:lang w:val="pt_PT" w:bidi="pt_PT"/>
+        </w:rPr>
+        <w:t>52</w:t>
+      </w:r>
       <w:r>
         <w:rPr>
           <w:lang w:val="pt_PT" w:bidi="pt_PT"/>
         </w:rPr>
         <w:t xml:space="preserve">; </w:t>
       </w:r>
-      <w:hyperlink r:id="rId60">
-        <w:r>
-          <w:rPr>
-            <w:lang w:val="pt_PT" w:bidi="pt_PT"/>
-          </w:rPr>
-          <w:rPr>
-            <w:color w:val="0000EE"/>
-            <w:u w:val="single"/>
-          </w:rPr>
-          <w:t>18.28–19.16</w:t>
-        </w:r>
-      </w:hyperlink>
+      <w:r>
+        <w:rPr>
+          <w:lang w:val="pt_PT" w:bidi="pt_PT"/>
+        </w:rPr>
+        <w:t>18.28–19.16</w:t>
+      </w:r>
       <w:r>
         <w:rPr>
           <w:lang w:val="pt_PT" w:bidi="pt_PT"/>
         </w:rPr>
         <w:t xml:space="preserve">; </w:t>
       </w:r>
-      <w:hyperlink r:id="rId83">
-        <w:r>
-          <w:rPr>
-            <w:lang w:val="pt_PT" w:bidi="pt_PT"/>
-          </w:rPr>
-          <w:rPr>
-            <w:color w:val="0000EE"/>
-            <w:u w:val="single"/>
-          </w:rPr>
-          <w:t>19.31</w:t>
-        </w:r>
-      </w:hyperlink>
+      <w:r>
+        <w:rPr>
+          <w:lang w:val="pt_PT" w:bidi="pt_PT"/>
+        </w:rPr>
+        <w:t>19.31</w:t>
+      </w:r>
       <w:r>
         <w:rPr>
           <w:lang w:val="pt_PT" w:bidi="pt_PT"/>
         </w:rPr>
         <w:t>,</w:t>
       </w:r>
-      <w:hyperlink r:id="rId84">
-        <w:r>
-          <w:rPr>
-            <w:lang w:val="pt_PT" w:bidi="pt_PT"/>
-          </w:rPr>
-          <w:rPr>
-            <w:color w:val="0000EE"/>
-            <w:u w:val="single"/>
-          </w:rPr>
-          <w:t>38</w:t>
-        </w:r>
-      </w:hyperlink>
+      <w:r>
+        <w:rPr>
+          <w:lang w:val="pt_PT" w:bidi="pt_PT"/>
+        </w:rPr>
+        <w:t>38</w:t>
+      </w:r>
       <w:r>
         <w:rPr>
           <w:lang w:val="pt_PT" w:bidi="pt_PT"/>
         </w:rPr>
         <w:t xml:space="preserve">; </w:t>
       </w:r>
-      <w:hyperlink r:id="rId61">
-        <w:r>
-          <w:rPr>
-            <w:lang w:val="pt_PT" w:bidi="pt_PT"/>
-          </w:rPr>
-          <w:rPr>
-            <w:color w:val="0000EE"/>
-            <w:u w:val="single"/>
-          </w:rPr>
-          <w:t>Atos 3.13</w:t>
-        </w:r>
-      </w:hyperlink>
+      <w:r>
+        <w:rPr>
+          <w:lang w:val="pt_PT" w:bidi="pt_PT"/>
+        </w:rPr>
+        <w:t>Atos 3.13</w:t>
+      </w:r>
       <w:r>
         <w:rPr>
           <w:lang w:val="pt_PT" w:bidi="pt_PT"/>
         </w:rPr>
         <w:t xml:space="preserve">; </w:t>
       </w:r>
-      <w:hyperlink r:id="rId62">
-        <w:r>
-          <w:rPr>
-            <w:lang w:val="pt_PT" w:bidi="pt_PT"/>
-          </w:rPr>
-          <w:rPr>
-            <w:color w:val="0000EE"/>
-            <w:u w:val="single"/>
-          </w:rPr>
-          <w:t>4.27</w:t>
-        </w:r>
-      </w:hyperlink>
+      <w:r>
+        <w:rPr>
+          <w:lang w:val="pt_PT" w:bidi="pt_PT"/>
+        </w:rPr>
+        <w:t>4.27</w:t>
+      </w:r>
       <w:r>
         <w:rPr>
           <w:lang w:val="pt_PT" w:bidi="pt_PT"/>
         </w:rPr>
         <w:t xml:space="preserve">; </w:t>
       </w:r>
-      <w:hyperlink r:id="rId63">
-        <w:r>
-          <w:rPr>
-            <w:lang w:val="pt_PT" w:bidi="pt_PT"/>
-          </w:rPr>
-          <w:rPr>
-            <w:color w:val="0000EE"/>
-            <w:u w:val="single"/>
-          </w:rPr>
-          <w:t>13.28</w:t>
-        </w:r>
-      </w:hyperlink>
+      <w:r>
+        <w:rPr>
+          <w:lang w:val="pt_PT" w:bidi="pt_PT"/>
+        </w:rPr>
+        <w:t>13.28</w:t>
+      </w:r>
       <w:r>
         <w:rPr>
           <w:lang w:val="pt_PT" w:bidi="pt_PT"/>
         </w:rPr>
         <w:t xml:space="preserve">; </w:t>
       </w:r>
-      <w:hyperlink r:id="rId64">
-        <w:r>
-          <w:rPr>
-            <w:lang w:val="pt_PT" w:bidi="pt_PT"/>
-          </w:rPr>
-          <w:rPr>
-            <w:color w:val="0000EE"/>
-            <w:u w:val="single"/>
-          </w:rPr>
-          <w:t>1 Timóteo 6.13</w:t>
-        </w:r>
-      </w:hyperlink>
+      <w:r>
+        <w:rPr>
+          <w:lang w:val="pt_PT" w:bidi="pt_PT"/>
+        </w:rPr>
+        <w:t>1 Timóteo 6.13</w:t>
+      </w:r>
       <w:r>
         <w:rPr>
           <w:lang w:val="pt_PT" w:bidi="pt_PT"/>
@@ -2166,18 +1680,12 @@
         </w:rPr>
         <w:t>Paulo conheceu Priscila e Áquila pela primeira vez em Corinto. Eles haviam chegado recentemente porque o imperador romano Cláudio César havia deportado todos os judeus de Roma em 49 d.C. Paulo os conheceu, e como eles eram fabricantes de tendas (ou possivelmente trabalhadores em couro) como ele, viveu e trabalhou com eles durante seu primeiro ano e meio em Corinto, de 50 a 52 d.C. (</w:t>
       </w:r>
-      <w:hyperlink r:id="rId85">
-        <w:r>
-          <w:rPr>
-            <w:lang w:val="pt_PT" w:bidi="pt_PT"/>
-          </w:rPr>
-          <w:rPr>
-            <w:color w:val="0000EE"/>
-            <w:u w:val="single"/>
-          </w:rPr>
-          <w:t>At 18.1–3</w:t>
-        </w:r>
-      </w:hyperlink>
+      <w:r>
+        <w:rPr>
+          <w:lang w:val="pt_PT" w:bidi="pt_PT"/>
+        </w:rPr>
+        <w:t>At 18.1–3</w:t>
+      </w:r>
       <w:r>
         <w:rPr>
           <w:lang w:val="pt_PT" w:bidi="pt_PT"/>
@@ -2198,36 +1706,24 @@
         </w:rPr>
         <w:t>Quando Paulo deixou Corinto, ele levou Priscila e Áquila com ele e os deixou em Éfeso (</w:t>
       </w:r>
-      <w:hyperlink r:id="rId86">
-        <w:r>
-          <w:rPr>
-            <w:lang w:val="pt_PT" w:bidi="pt_PT"/>
-          </w:rPr>
-          <w:rPr>
-            <w:color w:val="0000EE"/>
-            <w:u w:val="single"/>
-          </w:rPr>
-          <w:t>At 18.18–19</w:t>
-        </w:r>
-      </w:hyperlink>
+      <w:r>
+        <w:rPr>
+          <w:lang w:val="pt_PT" w:bidi="pt_PT"/>
+        </w:rPr>
+        <w:t>At 18.18–19</w:t>
+      </w:r>
       <w:r>
         <w:rPr>
           <w:lang w:val="pt_PT" w:bidi="pt_PT"/>
         </w:rPr>
         <w:t>). Ele retornou a Jerusalém e Antioquia. Mais tarde, quando Apolo chegou a Éfeso, ele pregou entusiasticamente sobre Jesus nas sinagogas. Priscila e Áquila o chamaram à parte e explicaram a verdade sobre Jesus de forma mais completa. Com a ajuda deles, Apolo se tornou um poderoso mestre que compartilhou as boas-novas sobre Jesus e defendeu a fé cristã (</w:t>
       </w:r>
-      <w:hyperlink r:id="rId87">
-        <w:r>
-          <w:rPr>
-            <w:lang w:val="pt_PT" w:bidi="pt_PT"/>
-          </w:rPr>
-          <w:rPr>
-            <w:color w:val="0000EE"/>
-            <w:u w:val="single"/>
-          </w:rPr>
-          <w:t>At 18.24–28</w:t>
-        </w:r>
-      </w:hyperlink>
+      <w:r>
+        <w:rPr>
+          <w:lang w:val="pt_PT" w:bidi="pt_PT"/>
+        </w:rPr>
+        <w:t>At 18.24–28</w:t>
+      </w:r>
       <w:r>
         <w:rPr>
           <w:lang w:val="pt_PT" w:bidi="pt_PT"/>
@@ -2248,54 +1744,36 @@
         </w:rPr>
         <w:t>Mais tarde, Paulo menciona a casa deles como um local de encontro para cristãos em Éfeso. Ele inclui a saudação deles junto com a sua própria à igreja em Corinto (</w:t>
       </w:r>
-      <w:hyperlink r:id="rId88">
-        <w:r>
-          <w:rPr>
-            <w:lang w:val="pt_PT" w:bidi="pt_PT"/>
-          </w:rPr>
-          <w:rPr>
-            <w:color w:val="0000EE"/>
-            <w:u w:val="single"/>
-          </w:rPr>
-          <w:t>1Co 16.19</w:t>
-        </w:r>
-      </w:hyperlink>
+      <w:r>
+        <w:rPr>
+          <w:lang w:val="pt_PT" w:bidi="pt_PT"/>
+        </w:rPr>
+        <w:t>1Co 16.19</w:t>
+      </w:r>
       <w:r>
         <w:rPr>
           <w:lang w:val="pt_PT" w:bidi="pt_PT"/>
         </w:rPr>
         <w:t xml:space="preserve">; veja também </w:t>
       </w:r>
-      <w:hyperlink r:id="rId89">
-        <w:r>
-          <w:rPr>
-            <w:lang w:val="pt_PT" w:bidi="pt_PT"/>
-          </w:rPr>
-          <w:rPr>
-            <w:color w:val="0000EE"/>
-            <w:u w:val="single"/>
-          </w:rPr>
-          <w:t>2Tm 4.19</w:t>
-        </w:r>
-      </w:hyperlink>
+      <w:r>
+        <w:rPr>
+          <w:lang w:val="pt_PT" w:bidi="pt_PT"/>
+        </w:rPr>
+        <w:t>2Tm 4.19</w:t>
+      </w:r>
       <w:r>
         <w:rPr>
           <w:lang w:val="pt_PT" w:bidi="pt_PT"/>
         </w:rPr>
         <w:t>). Parece que eles retornaram a Roma mais tarde, provavelmente após o relaxamento do edito de Cláudio. Paulo envia suas saudações a eles primeiro quando escreve à igreja em Roma (</w:t>
       </w:r>
-      <w:hyperlink r:id="rId90">
-        <w:r>
-          <w:rPr>
-            <w:lang w:val="pt_PT" w:bidi="pt_PT"/>
-          </w:rPr>
-          <w:rPr>
-            <w:color w:val="0000EE"/>
-            <w:u w:val="single"/>
-          </w:rPr>
-          <w:t>Rm 16.3–5</w:t>
-        </w:r>
-      </w:hyperlink>
+      <w:r>
+        <w:rPr>
+          <w:lang w:val="pt_PT" w:bidi="pt_PT"/>
+        </w:rPr>
+        <w:t>Rm 16.3–5</w:t>
+      </w:r>
       <w:r>
         <w:rPr>
           <w:lang w:val="pt_PT" w:bidi="pt_PT"/>
@@ -2339,108 +1817,72 @@
           <w:lang w:val="pt_PT" w:bidi="pt_PT"/>
         </w:rPr>
       </w:r>
-      <w:hyperlink r:id="rId85">
-        <w:r>
-          <w:rPr>
-            <w:lang w:val="pt_PT" w:bidi="pt_PT"/>
-          </w:rPr>
-          <w:rPr>
-            <w:color w:val="0000EE"/>
-            <w:u w:val="single"/>
-          </w:rPr>
-          <w:t>Atos 18.1–3</w:t>
-        </w:r>
-      </w:hyperlink>
+      <w:r>
+        <w:rPr>
+          <w:lang w:val="pt_PT" w:bidi="pt_PT"/>
+        </w:rPr>
+        <w:t>Atos 18.1–3</w:t>
+      </w:r>
       <w:r>
         <w:rPr>
           <w:lang w:val="pt_PT" w:bidi="pt_PT"/>
         </w:rPr>
         <w:t>,</w:t>
       </w:r>
-      <w:hyperlink r:id="rId86">
-        <w:r>
-          <w:rPr>
-            <w:lang w:val="pt_PT" w:bidi="pt_PT"/>
-          </w:rPr>
-          <w:rPr>
-            <w:color w:val="0000EE"/>
-            <w:u w:val="single"/>
-          </w:rPr>
-          <w:t>18–19</w:t>
-        </w:r>
-      </w:hyperlink>
+      <w:r>
+        <w:rPr>
+          <w:lang w:val="pt_PT" w:bidi="pt_PT"/>
+        </w:rPr>
+        <w:t>18–19</w:t>
+      </w:r>
       <w:r>
         <w:rPr>
           <w:lang w:val="pt_PT" w:bidi="pt_PT"/>
         </w:rPr>
         <w:t>,</w:t>
       </w:r>
-      <w:hyperlink r:id="rId87">
-        <w:r>
-          <w:rPr>
-            <w:lang w:val="pt_PT" w:bidi="pt_PT"/>
-          </w:rPr>
-          <w:rPr>
-            <w:color w:val="0000EE"/>
-            <w:u w:val="single"/>
-          </w:rPr>
-          <w:t>24–28</w:t>
-        </w:r>
-      </w:hyperlink>
+      <w:r>
+        <w:rPr>
+          <w:lang w:val="pt_PT" w:bidi="pt_PT"/>
+        </w:rPr>
+        <w:t>24–28</w:t>
+      </w:r>
       <w:r>
         <w:rPr>
           <w:lang w:val="pt_PT" w:bidi="pt_PT"/>
         </w:rPr>
         <w:t xml:space="preserve">; </w:t>
       </w:r>
-      <w:hyperlink r:id="rId90">
-        <w:r>
-          <w:rPr>
-            <w:lang w:val="pt_PT" w:bidi="pt_PT"/>
-          </w:rPr>
-          <w:rPr>
-            <w:color w:val="0000EE"/>
-            <w:u w:val="single"/>
-          </w:rPr>
-          <w:t>Romanos 16.3–5</w:t>
-        </w:r>
-      </w:hyperlink>
+      <w:r>
+        <w:rPr>
+          <w:lang w:val="pt_PT" w:bidi="pt_PT"/>
+        </w:rPr>
+        <w:t>Romanos 16.3–5</w:t>
+      </w:r>
       <w:r>
         <w:rPr>
           <w:lang w:val="pt_PT" w:bidi="pt_PT"/>
         </w:rPr>
         <w:t xml:space="preserve">; </w:t>
       </w:r>
-      <w:hyperlink r:id="rId88">
-        <w:r>
-          <w:rPr>
-            <w:lang w:val="pt_PT" w:bidi="pt_PT"/>
-          </w:rPr>
-          <w:rPr>
-            <w:color w:val="0000EE"/>
-            <w:u w:val="single"/>
-          </w:rPr>
-          <w:t>1 Coríntios 16.19</w:t>
-        </w:r>
-      </w:hyperlink>
+      <w:r>
+        <w:rPr>
+          <w:lang w:val="pt_PT" w:bidi="pt_PT"/>
+        </w:rPr>
+        <w:t>1 Coríntios 16.19</w:t>
+      </w:r>
       <w:r>
         <w:rPr>
           <w:lang w:val="pt_PT" w:bidi="pt_PT"/>
         </w:rPr>
         <w:t xml:space="preserve">; </w:t>
       </w:r>
-      <w:hyperlink r:id="rId89">
-        <w:r>
-          <w:rPr>
-            <w:lang w:val="pt_PT" w:bidi="pt_PT"/>
-          </w:rPr>
-          <w:rPr>
-            <w:color w:val="0000EE"/>
-            <w:u w:val="single"/>
-          </w:rPr>
-          <w:t>2 Timóteo 4.19</w:t>
-        </w:r>
-      </w:hyperlink>
+      <w:r>
+        <w:rPr>
+          <w:lang w:val="pt_PT" w:bidi="pt_PT"/>
+        </w:rPr>
+        <w:t>2 Timóteo 4.19</w:t>
+      </w:r>
       <w:r>
         <w:rPr>
           <w:lang w:val="pt_PT" w:bidi="pt_PT"/>
